--- a/15Exp_toll_wallet.docx
+++ b/15Exp_toll_wallet.docx
@@ -1,6 +1,6 @@
 
 <file path=word/document.xml><?xml version="1.0" encoding="utf-8"?>
-<w:document xmlns:wpc="http://schemas.microsoft.com/office/word/2010/wordprocessingCanvas" xmlns:cx="http://schemas.microsoft.com/office/drawing/2014/chartex" xmlns:cx1="http://schemas.microsoft.com/office/drawing/2015/9/8/chartex" xmlns:cx2="http://schemas.microsoft.com/office/drawing/2015/10/21/chartex" xmlns:cx3="http://schemas.microsoft.com/office/drawing/2016/5/9/chartex" xmlns:cx4="http://schemas.microsoft.com/office/drawing/2016/5/10/chartex" xmlns:cx5="http://schemas.microsoft.com/office/drawing/2016/5/11/chartex" xmlns:cx6="http://schemas.microsoft.com/office/drawing/2016/5/12/chartex" xmlns:cx7="http://schemas.microsoft.com/office/drawing/2016/5/13/chartex" xmlns:cx8="http://schemas.microsoft.com/office/drawing/2016/5/14/chartex" xmlns:mc="http://schemas.openxmlformats.org/markup-compatibility/2006" xmlns:aink="http://schemas.microsoft.com/office/drawing/2016/ink" xmlns:am3d="http://schemas.microsoft.com/office/drawing/2017/model3d" xmlns:o="urn:schemas-microsoft-com:office:office" xmlns:oel="http://schemas.microsoft.com/office/2019/extlst" xmlns:r="http://schemas.openxmlformats.org/officeDocument/2006/relationships" xmlns:m="http://schemas.openxmlformats.org/officeDocument/2006/math" xmlns:v="urn:schemas-microsoft-com:vml" xmlns:wp14="http://schemas.microsoft.com/office/word/2010/wordprocessingDrawing" xmlns:wp="http://schemas.openxmlformats.org/drawingml/2006/wordprocessingDrawing" xmlns:w10="urn:schemas-microsoft-com:office:word" xmlns:w="http://schemas.openxmlformats.org/wordprocessingml/2006/main" xmlns:w14="http://schemas.microsoft.com/office/word/2010/wordml" xmlns:w15="http://schemas.microsoft.com/office/word/2012/wordml" xmlns:w16cex="http://schemas.microsoft.com/office/word/2018/wordml/cex" xmlns:w16cid="http://schemas.microsoft.com/office/word/2016/wordml/cid" xmlns:w16="http://schemas.microsoft.com/office/word/2018/wordml" xmlns:w16sdtdh="http://schemas.microsoft.com/office/word/2020/wordml/sdtdatahash" xmlns:w16se="http://schemas.microsoft.com/office/word/2015/wordml/symex" xmlns:wpg="http://schemas.microsoft.com/office/word/2010/wordprocessingGroup" xmlns:wpi="http://schemas.microsoft.com/office/word/2010/wordprocessingInk" xmlns:wne="http://schemas.microsoft.com/office/word/2006/wordml" xmlns:wps="http://schemas.microsoft.com/office/word/2010/wordprocessingShape" mc:Ignorable="w14 w15 w16se w16cid w16 w16cex w16sdtdh wp14">
+<w:document xmlns:wpc="http://schemas.microsoft.com/office/word/2010/wordprocessingCanvas" xmlns:cx="http://schemas.microsoft.com/office/drawing/2014/chartex" xmlns:cx1="http://schemas.microsoft.com/office/drawing/2015/9/8/chartex" xmlns:cx2="http://schemas.microsoft.com/office/drawing/2015/10/21/chartex" xmlns:cx3="http://schemas.microsoft.com/office/drawing/2016/5/9/chartex" xmlns:cx4="http://schemas.microsoft.com/office/drawing/2016/5/10/chartex" xmlns:cx5="http://schemas.microsoft.com/office/drawing/2016/5/11/chartex" xmlns:cx6="http://schemas.microsoft.com/office/drawing/2016/5/12/chartex" xmlns:cx7="http://schemas.microsoft.com/office/drawing/2016/5/13/chartex" xmlns:cx8="http://schemas.microsoft.com/office/drawing/2016/5/14/chartex" xmlns:mc="http://schemas.openxmlformats.org/markup-compatibility/2006" xmlns:aink="http://schemas.microsoft.com/office/drawing/2016/ink" xmlns:am3d="http://schemas.microsoft.com/office/drawing/2017/model3d" xmlns:o="urn:schemas-microsoft-com:office:office" xmlns:oel="http://schemas.microsoft.com/office/2019/extlst" xmlns:r="http://schemas.openxmlformats.org/officeDocument/2006/relationships" xmlns:m="http://schemas.openxmlformats.org/officeDocument/2006/math" xmlns:v="urn:schemas-microsoft-com:vml" xmlns:wp14="http://schemas.microsoft.com/office/word/2010/wordprocessingDrawing" xmlns:wp="http://schemas.openxmlformats.org/drawingml/2006/wordprocessingDrawing" xmlns:w10="urn:schemas-microsoft-com:office:word" xmlns:w="http://schemas.openxmlformats.org/wordprocessingml/2006/main" xmlns:w14="http://schemas.microsoft.com/office/word/2010/wordml" xmlns:w15="http://schemas.microsoft.com/office/word/2012/wordml" xmlns:w16cex="http://schemas.microsoft.com/office/word/2018/wordml/cex" xmlns:w16cid="http://schemas.microsoft.com/office/word/2016/wordml/cid" xmlns:w16="http://schemas.microsoft.com/office/word/2018/wordml" xmlns:w16du="http://schemas.microsoft.com/office/word/2023/wordml/word16du" xmlns:w16sdtdh="http://schemas.microsoft.com/office/word/2020/wordml/sdtdatahash" xmlns:w16sdtfl="http://schemas.microsoft.com/office/word/2024/wordml/sdtformatlock" xmlns:w16se="http://schemas.microsoft.com/office/word/2015/wordml/symex" xmlns:wpg="http://schemas.microsoft.com/office/word/2010/wordprocessingGroup" xmlns:wpi="http://schemas.microsoft.com/office/word/2010/wordprocessingInk" xmlns:wne="http://schemas.microsoft.com/office/word/2006/wordml" xmlns:wps="http://schemas.microsoft.com/office/word/2010/wordprocessingShape" mc:Ignorable="w14 w15 w16se w16cid w16 w16cex w16sdtdh w16sdtfl w16du wp14">
   <w:body>
     <w:p>
       <w:pPr>
@@ -42,10 +42,7 @@
     </w:p>
     <w:p>
       <w:r>
-        <w:t xml:space="preserve">2. Display the project home page, navigation, and relevant search or </w:t>
-      </w:r>
-      <w:r>
-        <w:t>service controls.</w:t>
+        <w:t>2. Display the project home page, navigation, and relevant search or service controls.</w:t>
       </w:r>
     </w:p>
     <w:p>
@@ -84,6 +81,10 @@
     <w:p>
       <w:pPr>
         <w:spacing w:after="0"/>
+        <w:rPr>
+          <w:rFonts w:ascii="Consolas" w:eastAsia="Consolas" w:hAnsi="Consolas"/>
+          <w:sz w:val="28"/>
+        </w:rPr>
       </w:pPr>
       <w:r>
         <w:rPr>
@@ -170,14 +171,7 @@
           <w:sz w:val="28"/>
         </w:rPr>
         <w:br/>
-        <w:t>h1{margin:0;font-size:30px}header p{margin:6px 0;color:#e1edff}n</w:t>
-      </w:r>
-      <w:r>
-        <w:rPr>
-          <w:rFonts w:ascii="Consolas" w:eastAsia="Consolas" w:hAnsi="Consolas"/>
-          <w:sz w:val="28"/>
-        </w:rPr>
-        <w:t>av{display:flex;gap:8px;flex-wrap:wrap}nav a{color:white;text-decoration:none;border:1px solid #ffffff77;padding:8px 12px;border-radius:8px}</w:t>
+        <w:t>h1{margin:0;font-size:30px}header p{margin:6px 0;color:#e1edff}nav{display:flex;gap:8px;flex-wrap:wrap}nav a{color:white;text-decoration:none;border:1px solid #ffffff77;padding:8px 12px;border-radius:8px}</w:t>
       </w:r>
       <w:r>
         <w:rPr>
@@ -193,14 +187,7 @@
           <w:sz w:val="28"/>
         </w:rPr>
         <w:br/>
-        <w:t>.grid{display:grid;grid-template-columns:repeat(auto-fit,minmax(220px,1fr));gap:15px}.card h3{margin-top:0}.price{font-size:22px;font-weight:bold;color:#14725b}.muted{color:#69778</w:t>
-      </w:r>
-      <w:r>
-        <w:rPr>
-          <w:rFonts w:ascii="Consolas" w:eastAsia="Consolas" w:hAnsi="Consolas"/>
-          <w:sz w:val="28"/>
-        </w:rPr>
-        <w:t>b}</w:t>
+        <w:t>.grid{display:grid;grid-template-columns:repeat(auto-fit,minmax(220px,1fr));gap:15px}.card h3{margin-top:0}.price{font-size:22px;font-weight:bold;color:#14725b}.muted{color:#69778b}</w:t>
       </w:r>
       <w:r>
         <w:rPr>
@@ -208,14 +195,7 @@
           <w:sz w:val="28"/>
         </w:rPr>
         <w:br/>
-        <w:t>label{display:block;font-weight:600;margin:10px 0 5px}input,select,textarea{font:inherit;width:100%;padding:11px;border:1px solid #cbd6e5;border-radius:8px;background:white}button,.btn{font:inherit;border:0;background:#176cbb;color:white;padding:11px 14px;border-radius:9px;cursor:pointer;display:inline-block;text-decoration:none;margin:5px 4px 5px 0}button:hover,.btn:hover{filter:brightness(.92)}.secondary{background:#e8eef8;color:#18365c}.notice{padding:13px;background:#fff6d8;border:1px solid #f0d77b;b</w:t>
-      </w:r>
-      <w:r>
-        <w:rPr>
-          <w:rFonts w:ascii="Consolas" w:eastAsia="Consolas" w:hAnsi="Consolas"/>
-          <w:sz w:val="28"/>
-        </w:rPr>
-        <w:t>order-radius:10px;margin:15px 0}form{display:grid;grid-template-columns:repeat(auto-fit,minmax(210px,1fr));gap:12px}form .wide{grid-column:1/-1}.item{padding:13px;background:#f8faff;border:1px solid #dfe7f1;border-radius:10px;margin:8px 0}footer{text-align:center;padding:25px;color:#6d7b8e}@media(max-width:600px){h1{font-size:24px}}</w:t>
+        <w:t>label{display:block;font-weight:600;margin:10px 0 5px}input,select,textarea{font:inherit;width:100%;padding:11px;border:1px solid #cbd6e5;border-radius:8px;background:white}button,.btn{font:inherit;border:0;background:#176cbb;color:white;padding:11px 14px;border-radius:9px;cursor:pointer;display:inline-block;text-decoration:none;margin:5px 4px 5px 0}button:hover,.btn:hover{filter:brightness(.92)}.secondary{background:#e8eef8;color:#18365c}.notice{padding:13px;background:#fff6d8;border:1px solid #f0d77b;border-radius:10px;margin:15px 0}form{display:grid;grid-template-columns:repeat(auto-fit,minmax(210px,1fr));gap:12px}form .wide{grid-column:1/-1}.item{padding:13px;background:#f8faff;border:1px solid #dfe7f1;border-radius:10px;margin:8px 0}footer{text-align:center;padding:25px;color:#6d7b8e}@media(max-width:600px){h1{font-size:24px}}</w:t>
       </w:r>
       <w:r>
         <w:rPr>
@@ -255,14 +235,7 @@
           <w:sz w:val="28"/>
         </w:rPr>
         <w:lastRenderedPageBreak/>
-        <w:t>href="#catalog"&gt;Browse&lt;/a&gt;&lt;a href="#manage"&gt;Manage&lt;/a&gt;&lt;/na</w:t>
-      </w:r>
-      <w:r>
-        <w:rPr>
-          <w:rFonts w:ascii="Consolas" w:eastAsia="Consolas" w:hAnsi="Consolas"/>
-          <w:sz w:val="28"/>
-        </w:rPr>
-        <w:t>v&gt;&lt;/header&gt;</w:t>
+        <w:t>href="#catalog"&gt;Browse&lt;/a&gt;&lt;a href="#manage"&gt;Manage&lt;/a&gt;&lt;/nav&gt;&lt;/header&gt;</w:t>
       </w:r>
       <w:r>
         <w:rPr>
@@ -286,14 +259,7 @@
           <w:sz w:val="28"/>
         </w:rPr>
         <w:br/>
-        <w:t>&lt;div class="grid"&gt;&lt;div&gt;&lt;label&gt;Start location&lt;/label&gt;&lt;input id="area" placeholder="Start"&gt;&lt;label&gt;Destination&lt;/label&gt;&lt;input id="type" placeholder="Destination"&gt;&lt;label&gt;Vehicle&lt;/label&gt;&lt;select id="vehicle"&gt;&lt;option&gt;Car&lt;/option&gt;&lt;option&gt;Van&lt;/option&gt;&lt;option&gt;Truck&lt;/option&gt;&lt;/select&gt;&lt;button type="button" onclick="estimate()"&gt;Estimate sample toll&lt;/button&gt;&lt;p id=</w:t>
-      </w:r>
-      <w:r>
-        <w:rPr>
-          <w:rFonts w:ascii="Consolas" w:eastAsia="Consolas" w:hAnsi="Consolas"/>
-          <w:sz w:val="28"/>
-        </w:rPr>
-        <w:t>"estimate"&gt;&lt;/p&gt;&lt;label&gt;Add wallet money (₹)&lt;/label&gt;&lt;input id="budget" type="number" min="1"&gt;&lt;button type="button" onclick="topUp()"&gt;Add demo funds&lt;/button&gt;&lt;p id="wallet"&gt;&lt;/p&gt;&lt;/div&gt;&lt;div&gt;&lt;h3&gt;Quick information&lt;/h3&gt;&lt;p&gt;Toll prices are illustrative only; no live toll API, FASTag, or payment gateway is connected.&lt;/p&gt;&lt;p id="status" class="muted"&gt;Ready. Browse the sample records below.&lt;/p&gt;&lt;button class="secondary" onclick="clearDemo()"&gt;Reset demo data&lt;/button&gt;&lt;/div&gt;&lt;/div&gt;</w:t>
+        <w:t>&lt;div class="grid"&gt;&lt;div&gt;&lt;label&gt;Start location&lt;/label&gt;&lt;input id="area" placeholder="Start"&gt;&lt;label&gt;Destination&lt;/label&gt;&lt;input id="type" placeholder="Destination"&gt;&lt;label&gt;Vehicle&lt;/label&gt;&lt;select id="vehicle"&gt;&lt;option&gt;Car&lt;/option&gt;&lt;option&gt;Van&lt;/option&gt;&lt;option&gt;Truck&lt;/option&gt;&lt;/select&gt;&lt;button type="button" onclick="estimate()"&gt;Estimate sample toll&lt;/button&gt;&lt;p id="estimate"&gt;&lt;/p&gt;&lt;label&gt;Add wallet money (₹)&lt;/label&gt;&lt;input id="budget" type="number" min="1"&gt;&lt;button type="button" onclick="topUp()"&gt;Add demo funds&lt;/button&gt;&lt;p id="wallet"&gt;&lt;/p&gt;&lt;/div&gt;&lt;div&gt;&lt;h3&gt;Quick information&lt;/h3&gt;&lt;p&gt;Toll prices are illustrative only; no live toll API, FASTag, or payment gateway is connected.&lt;/p&gt;&lt;p id="status" class="muted"&gt;Ready. Browse the sample records below.&lt;/p&gt;&lt;button class="secondary" onclick="clearDemo()"&gt;Reset demo data&lt;/button&gt;&lt;/div&gt;&lt;/div&gt;</w:t>
       </w:r>
       <w:r>
         <w:rPr>
@@ -309,14 +275,7 @@
           <w:sz w:val="28"/>
         </w:rPr>
         <w:br/>
-        <w:t>&lt;section id="catalog"&gt;&lt;h2&gt;Browse r</w:t>
-      </w:r>
-      <w:r>
-        <w:rPr>
-          <w:rFonts w:ascii="Consolas" w:eastAsia="Consolas" w:hAnsi="Consolas"/>
-          <w:sz w:val="28"/>
-        </w:rPr>
-        <w:t>ecords&lt;/h2&gt;&lt;div class="grid" id="cards"&gt;&lt;/div&gt;&lt;/section&gt;</w:t>
+        <w:t>&lt;section id="catalog"&gt;&lt;h2&gt;Browse records&lt;/h2&gt;&lt;div class="grid" id="cards"&gt;&lt;/div&gt;&lt;/section&gt;</w:t>
       </w:r>
       <w:r>
         <w:rPr>
@@ -340,14 +299,7 @@
           <w:sz w:val="28"/>
         </w:rPr>
         <w:br/>
-        <w:t>&lt;footer&gt;© 2026 EasyToll · Student project · Stand</w:t>
-      </w:r>
-      <w:r>
-        <w:rPr>
-          <w:rFonts w:ascii="Consolas" w:eastAsia="Consolas" w:hAnsi="Consolas"/>
-          <w:sz w:val="28"/>
-        </w:rPr>
-        <w:t>alone responsive HTML&lt;/footer&gt;</w:t>
+        <w:t>&lt;footer&gt;© 2026 EasyToll · Student project · Standalone responsive HTML&lt;/footer&gt;</w:t>
       </w:r>
       <w:r>
         <w:rPr>
@@ -363,7 +315,15 @@
           <w:sz w:val="28"/>
         </w:rPr>
         <w:br/>
-        <w:t>const seed=[{"name": "Car Toll Estimate", "category": "Car", "description": "Illustrative route fee", "price": 180}, {"name": "Van Toll Estimate", "category": "Van", "description": "Illustrative route fee", "price": 260}, {"name": "Truck Toll Estimate", "category": "Truck", "description": "Illustrative route fee", "price": 480}];</w:t>
+        <w:t xml:space="preserve">const seed=[{"name": "Car Toll Estimate", "category": "Car", "description": "Illustrative route fee", "price": 180}, {"name": "Van Toll Estimate", "category": "Van", "description": </w:t>
+      </w:r>
+      <w:r>
+        <w:rPr>
+          <w:rFonts w:ascii="Consolas" w:eastAsia="Consolas" w:hAnsi="Consolas"/>
+          <w:sz w:val="28"/>
+        </w:rPr>
+        <w:lastRenderedPageBreak/>
+        <w:t>"Illustrative route fee", "price": 260}, {"name": "Truck Toll Estimate", "category": "Truck", "description": "Illustrative route fee", "price": 480}];</w:t>
       </w:r>
       <w:r>
         <w:rPr>
@@ -387,14 +347,7 @@
           <w:sz w:val="28"/>
         </w:rPr>
         <w:br/>
-        <w:t>function getCart(){return JSON.parse(</w:t>
-      </w:r>
-      <w:r>
-        <w:rPr>
-          <w:rFonts w:ascii="Consolas" w:eastAsia="Consolas" w:hAnsi="Consolas"/>
-          <w:sz w:val="28"/>
-        </w:rPr>
-        <w:t>localStorage[project+'_cart']||'[]')}</w:t>
+        <w:t>function getCart(){return JSON.parse(localStorage[project+'_cart']||'[]')}</w:t>
       </w:r>
       <w:r>
         <w:rPr>
@@ -410,21 +363,7 @@
           <w:sz w:val="28"/>
         </w:rPr>
         <w:br/>
-        <w:t>let root=document.getElementById('cards');root.innerHTML='';data.filter(x=&gt;(type==='All'||x.category===type)&amp;&amp;(!q||x.name.toLowerCase().includes(q)||x.des</w:t>
-      </w:r>
-      <w:r>
-        <w:rPr>
-          <w:rFonts w:ascii="Consolas" w:eastAsia="Consolas" w:hAnsi="Consolas"/>
-          <w:sz w:val="28"/>
-        </w:rPr>
-        <w:t>cription.toLowerCase().includes(q)||x.category.toLowerCase().includes(q))&amp;&amp;(x.price===0||x.price&lt;=budget)).forEach((x,i)=&gt;{let d=document.createElement('article');d.className='card';d.innerHTML='&lt;h3&gt;'+x.name+'&lt;/h3&gt;&lt;p&gt;'+x.category+' · '+x.description+'&lt;/p&gt;&lt;p class="price"&gt;'+(x.price?'₹'+x.price.toLocaleString('en-IN'):'Request details')+'&lt;/p&gt;&lt;button onclick="choose(\''+x.name.replace(/'/g,"\\'")+'\')"&gt;Select&lt;/button&gt;&lt;button class="secondary" onclick="saveItem(\''+x.name.replace(/'/g,"\\'")+'\')"&gt;Save&lt;/button</w:t>
-      </w:r>
-      <w:r>
-        <w:rPr>
-          <w:rFonts w:ascii="Consolas" w:eastAsia="Consolas" w:hAnsi="Consolas"/>
-          <w:sz w:val="28"/>
-        </w:rPr>
-        <w:t>&gt;'+(project==='Home Finder'?'&lt;a class="btn secondary" target="_blank" href="https://www.google.com/maps/search/?api=1&amp;query='+encodeURIComponent(x.name)+'"&gt;Map&lt;/a&gt;':'');root.appendChild(d)});showHistory()}</w:t>
+        <w:t>let root=document.getElementById('cards');root.innerHTML='';data.filter(x=&gt;(type==='All'||x.category===type)&amp;&amp;(!q||x.name.toLowerCase().includes(q)||x.description.toLowerCase().includes(q)||x.category.toLowerCase().includes(q))&amp;&amp;(x.price===0||x.price&lt;=budget)).forEach((x,i)=&gt;{let d=document.createElement('article');d.className='card';d.innerHTML='&lt;h3&gt;'+x.name+'&lt;/h3&gt;&lt;p&gt;'+x.category+' · '+x.description+'&lt;/p&gt;&lt;p class="price"&gt;'+(x.price?'₹'+x.price.toLocaleString('en-IN'):'Request details')+'&lt;/p&gt;&lt;button onclick="choose(\''+x.name.replace(/'/g,"\\'")+'\')"&gt;Select&lt;/button&gt;&lt;button class="secondary" onclick="saveItem(\''+x.name.replace(/'/g,"\\'")+'\')"&gt;Save&lt;/button&gt;'+(project==='Home Finder'?'&lt;a class="btn secondary" target="_blank" href="https://www.google.com/maps/search/?api=1&amp;query='+encodeURIComponent(x.name)+'"&gt;Map&lt;/a&gt;':'');root.appendChild(d)});showHistory()}</w:t>
       </w:r>
       <w:r>
         <w:rPr>
@@ -432,7 +371,15 @@
           <w:sz w:val="28"/>
         </w:rPr>
         <w:br/>
-        <w:t>function choose(name){let d=document.getElementById('detail');if(d&amp;&amp;d.tagName==='INPUT')d.value=name;else if(d&amp;&amp;d.tagName==='TEXTAREA')d.value='Selected: '+name;let s=document.getElementById('status');if(s)s.textContent='Selected: '+name}</w:t>
+        <w:t xml:space="preserve">function choose(name){let d=document.getElementById('detail');if(d&amp;&amp;d.tagName==='INPUT')d.value=name;else if(d&amp;&amp;d.tagName==='TEXTAREA')d.value='Selected: '+name;let </w:t>
+      </w:r>
+      <w:r>
+        <w:rPr>
+          <w:rFonts w:ascii="Consolas" w:eastAsia="Consolas" w:hAnsi="Consolas"/>
+          <w:sz w:val="28"/>
+        </w:rPr>
+        <w:lastRenderedPageBreak/>
+        <w:t>s=document.getElementById('status');if(s)s.textContent='Selected: '+name}</w:t>
       </w:r>
       <w:r>
         <w:rPr>
@@ -440,14 +387,7 @@
           <w:sz w:val="28"/>
         </w:rPr>
         <w:br/>
-        <w:t>function saveItem(name){let a=getCart();if(!a.includes(name))a.push</w:t>
-      </w:r>
-      <w:r>
-        <w:rPr>
-          <w:rFonts w:ascii="Consolas" w:eastAsia="Consolas" w:hAnsi="Consolas"/>
-          <w:sz w:val="28"/>
-        </w:rPr>
-        <w:t>(name);localStorage[project+'_cart']=JSON.stringify(a);showHistory();document.getElementById('status').textContent='Saved: '+name}</w:t>
+        <w:t>function saveItem(name){let a=getCart();if(!a.includes(name))a.push(name);localStorage[project+'_cart']=JSON.stringify(a);showHistory();document.getElementById('status').textContent='Saved: '+name}</w:t>
       </w:r>
       <w:r>
         <w:rPr>
@@ -463,14 +403,7 @@
           <w:sz w:val="28"/>
         </w:rPr>
         <w:br/>
-        <w:t>function clearDemo(){localStorage.removeItem(project+'_cart');localSt</w:t>
-      </w:r>
-      <w:r>
-        <w:rPr>
-          <w:rFonts w:ascii="Consolas" w:eastAsia="Consolas" w:hAnsi="Consolas"/>
-          <w:sz w:val="28"/>
-        </w:rPr>
-        <w:t>orage.removeItem(project+'_extra');localStorage.removeItem(project+'_history');document.getElementById('message').textContent='Demo data cleared from this browser.';draw()}</w:t>
+        <w:t>function clearDemo(){localStorage.removeItem(project+'_cart');localStorage.removeItem(project+'_extra');localStorage.removeItem(project+'_history');document.getElementById('message').textContent='Demo data cleared from this browser.';draw()}</w:t>
       </w:r>
       <w:r>
         <w:rPr>
@@ -478,14 +411,7 @@
           <w:sz w:val="28"/>
         </w:rPr>
         <w:br/>
-        <w:t>function estimate(){let a=document.getElementById('area').value,b=document.getElementById('type').value;if(!a||!b){document.getElementById('estimate').textContent='Enter a start and destination.';return}let v=document.getElementById('vehicle').value,fee=v==='Truck'?480:v==='Van'?260:180;document.getElementById('estimate').textContent='Il</w:t>
-      </w:r>
-      <w:r>
-        <w:rPr>
-          <w:rFonts w:ascii="Consolas" w:eastAsia="Consolas" w:hAnsi="Consolas"/>
-          <w:sz w:val="28"/>
-        </w:rPr>
-        <w:t>lustrative estimate: 3 sample toll points; total ₹'+fee+'.';document.getElementById('status').textContent='Sample estimate only.'}</w:t>
+        <w:t>function estimate(){let a=document.getElementById('area').value,b=document.getElementById('type').value;if(!a||!b){document.getElementById('estimate').textContent='Enter a start and destination.';return}let v=document.getElementById('vehicle').value,fee=v==='Truck'?480:v==='Van'?260:180;document.getElementById('estimate').textContent='Illustrative estimate: 3 sample toll points; total ₹'+fee+'.';document.getElementById('status').textContent='Sample estimate only.'}</w:t>
       </w:r>
       <w:r>
         <w:rPr>
@@ -501,14 +427,15 @@
           <w:sz w:val="28"/>
         </w:rPr>
         <w:br/>
-        <w:t xml:space="preserve">function </w:t>
+        <w:t xml:space="preserve">function verify(){let ok=document.getElementById('type').value==='123456';document.getElementById('verifymsg').textContent=ok?'Demo verification </w:t>
       </w:r>
       <w:r>
         <w:rPr>
           <w:rFonts w:ascii="Consolas" w:eastAsia="Consolas" w:hAnsi="Consolas"/>
           <w:sz w:val="28"/>
         </w:rPr>
-        <w:t>verify(){let ok=document.getElementById('type').value==='123456';document.getElementById('verifymsg').textContent=ok?'Demo verification successful.':'Use sample OTP 123456.';localStorage[project+'_verified']=ok?'yes':'no'}</w:t>
+        <w:lastRenderedPageBreak/>
+        <w:t>successful.':'Use sample OTP 123456.';localStorage[project+'_verified']=ok?'yes':'no'}</w:t>
       </w:r>
       <w:r>
         <w:rPr>
@@ -516,14 +443,7 @@
           <w:sz w:val="28"/>
         </w:rPr>
         <w:br/>
-        <w:t>document.getElementById('mainForm').addEventListener('submit',function(e){e.preventDefault();let person=document.getElementById('person').value;let detail=document.getElementById('detail').value;let contact=document.getElementById('contact').value;let id='REF-'+Date.now().toString().slice</w:t>
-      </w:r>
-      <w:r>
-        <w:rPr>
-          <w:rFonts w:ascii="Consolas" w:eastAsia="Consolas" w:hAnsi="Consolas"/>
-          <w:sz w:val="28"/>
-        </w:rPr>
-        <w:t>(-7);let record={id:id,name:person,detail:detail,contact:contact,status:'Submitted'};let a=JSON.parse(localStorage[project+'_history']||'[]');a.unshift(record);localStorage[project+'_history']=JSON.stringify(a);</w:t>
+        <w:t>document.getElementById('mainForm').addEventListener('submit',function(e){e.preventDefault();let person=document.getElementById('person').value;let detail=document.getElementById('detail').value;let contact=document.getElementById('contact').value;let id='REF-'+Date.now().toString().slice(-7);let record={id:id,name:person,detail:detail,contact:contact,status:'Submitted'};let a=JSON.parse(localStorage[project+'_history']||'[]');a.unshift(record);localStorage[project+'_history']=JSON.stringify(a);</w:t>
       </w:r>
       <w:r>
         <w:rPr>
@@ -539,14 +459,7 @@
           <w:sz w:val="28"/>
         </w:rPr>
         <w:br/>
-        <w:t>document.getElementById('message').textContent="Demo pass request recorded."+'</w:t>
-      </w:r>
-      <w:r>
-        <w:rPr>
-          <w:rFonts w:ascii="Consolas" w:eastAsia="Consolas" w:hAnsi="Consolas"/>
-          <w:sz w:val="28"/>
-        </w:rPr>
-        <w:t xml:space="preserve"> Reference: '+id;document.getElementById('status').textContent='Last request: '+id;this.reset();showHistory() });</w:t>
+        <w:t>document.getElementById('message').textContent="Demo pass request recorded."+' Reference: '+id;document.getElementById('status').textContent='Last request: '+id;this.reset();showHistory() });</w:t>
       </w:r>
       <w:r>
         <w:rPr>
@@ -583,6 +496,71 @@
     </w:p>
     <w:p>
       <w:pPr>
+        <w:spacing w:after="0"/>
+        <w:rPr>
+          <w:rFonts w:ascii="Consolas" w:eastAsia="Consolas" w:hAnsi="Consolas"/>
+          <w:szCs w:val="36"/>
+        </w:rPr>
+      </w:pPr>
+      <w:r>
+        <w:rPr>
+          <w:rFonts w:ascii="Consolas" w:eastAsia="Consolas" w:hAnsi="Consolas"/>
+          <w:szCs w:val="36"/>
+        </w:rPr>
+        <w:t>Output:</w:t>
+      </w:r>
+    </w:p>
+    <w:p>
+      <w:pPr>
+        <w:spacing w:after="0"/>
+        <w:rPr>
+          <w:szCs w:val="36"/>
+        </w:rPr>
+      </w:pPr>
+      <w:r>
+        <w:rPr>
+          <w:szCs w:val="36"/>
+        </w:rPr>
+        <w:lastRenderedPageBreak/>
+        <w:drawing>
+          <wp:inline distT="0" distB="0" distL="0" distR="0" wp14:anchorId="2F284F04" wp14:editId="7BED1AEC">
+            <wp:extent cx="6492240" cy="3909060"/>
+            <wp:effectExtent l="0" t="0" r="3810" b="0"/>
+            <wp:docPr id="87194388" name="Picture 1"/>
+            <wp:cNvGraphicFramePr>
+              <a:graphicFrameLocks xmlns:a="http://schemas.openxmlformats.org/drawingml/2006/main" noChangeAspect="1"/>
+            </wp:cNvGraphicFramePr>
+            <a:graphic xmlns:a="http://schemas.openxmlformats.org/drawingml/2006/main">
+              <a:graphicData uri="http://schemas.openxmlformats.org/drawingml/2006/picture">
+                <pic:pic xmlns:pic="http://schemas.openxmlformats.org/drawingml/2006/picture">
+                  <pic:nvPicPr>
+                    <pic:cNvPr id="87194388" name=""/>
+                    <pic:cNvPicPr/>
+                  </pic:nvPicPr>
+                  <pic:blipFill>
+                    <a:blip r:embed="rId6"/>
+                    <a:stretch>
+                      <a:fillRect/>
+                    </a:stretch>
+                  </pic:blipFill>
+                  <pic:spPr>
+                    <a:xfrm>
+                      <a:off x="0" y="0"/>
+                      <a:ext cx="6492240" cy="3909060"/>
+                    </a:xfrm>
+                    <a:prstGeom prst="rect">
+                      <a:avLst/>
+                    </a:prstGeom>
+                  </pic:spPr>
+                </pic:pic>
+              </a:graphicData>
+            </a:graphic>
+          </wp:inline>
+        </w:drawing>
+      </w:r>
+    </w:p>
+    <w:p>
+      <w:pPr>
         <w:pStyle w:val="Heading1"/>
       </w:pPr>
       <w:r>
@@ -605,7 +583,7 @@
 </file>
 
 <file path=word/numbering.xml><?xml version="1.0" encoding="utf-8"?>
-<w:numbering xmlns:wpc="http://schemas.microsoft.com/office/word/2010/wordprocessingCanvas" xmlns:cx="http://schemas.microsoft.com/office/drawing/2014/chartex" xmlns:cx1="http://schemas.microsoft.com/office/drawing/2015/9/8/chartex" xmlns:cx2="http://schemas.microsoft.com/office/drawing/2015/10/21/chartex" xmlns:cx3="http://schemas.microsoft.com/office/drawing/2016/5/9/chartex" xmlns:cx4="http://schemas.microsoft.com/office/drawing/2016/5/10/chartex" xmlns:cx5="http://schemas.microsoft.com/office/drawing/2016/5/11/chartex" xmlns:cx6="http://schemas.microsoft.com/office/drawing/2016/5/12/chartex" xmlns:cx7="http://schemas.microsoft.com/office/drawing/2016/5/13/chartex" xmlns:cx8="http://schemas.microsoft.com/office/drawing/2016/5/14/chartex" xmlns:mc="http://schemas.openxmlformats.org/markup-compatibility/2006" xmlns:aink="http://schemas.microsoft.com/office/drawing/2016/ink" xmlns:am3d="http://schemas.microsoft.com/office/drawing/2017/model3d" xmlns:o="urn:schemas-microsoft-com:office:office" xmlns:oel="http://schemas.microsoft.com/office/2019/extlst" xmlns:r="http://schemas.openxmlformats.org/officeDocument/2006/relationships" xmlns:m="http://schemas.openxmlformats.org/officeDocument/2006/math" xmlns:v="urn:schemas-microsoft-com:vml" xmlns:wp14="http://schemas.microsoft.com/office/word/2010/wordprocessingDrawing" xmlns:wp="http://schemas.openxmlformats.org/drawingml/2006/wordprocessingDrawing" xmlns:w10="urn:schemas-microsoft-com:office:word" xmlns:w="http://schemas.openxmlformats.org/wordprocessingml/2006/main" xmlns:w14="http://schemas.microsoft.com/office/word/2010/wordml" xmlns:w15="http://schemas.microsoft.com/office/word/2012/wordml" xmlns:w16cex="http://schemas.microsoft.com/office/word/2018/wordml/cex" xmlns:w16cid="http://schemas.microsoft.com/office/word/2016/wordml/cid" xmlns:w16="http://schemas.microsoft.com/office/word/2018/wordml" xmlns:w16sdtdh="http://schemas.microsoft.com/office/word/2020/wordml/sdtdatahash" xmlns:w16se="http://schemas.microsoft.com/office/word/2015/wordml/symex" xmlns:wpg="http://schemas.microsoft.com/office/word/2010/wordprocessingGroup" xmlns:wpi="http://schemas.microsoft.com/office/word/2010/wordprocessingInk" xmlns:wne="http://schemas.microsoft.com/office/word/2006/wordml" xmlns:wps="http://schemas.microsoft.com/office/word/2010/wordprocessingShape" mc:Ignorable="w14 w15 w16se w16cid w16 w16cex w16sdtdh wp14">
+<w:numbering xmlns:wpc="http://schemas.microsoft.com/office/word/2010/wordprocessingCanvas" xmlns:cx="http://schemas.microsoft.com/office/drawing/2014/chartex" xmlns:cx1="http://schemas.microsoft.com/office/drawing/2015/9/8/chartex" xmlns:cx2="http://schemas.microsoft.com/office/drawing/2015/10/21/chartex" xmlns:cx3="http://schemas.microsoft.com/office/drawing/2016/5/9/chartex" xmlns:cx4="http://schemas.microsoft.com/office/drawing/2016/5/10/chartex" xmlns:cx5="http://schemas.microsoft.com/office/drawing/2016/5/11/chartex" xmlns:cx6="http://schemas.microsoft.com/office/drawing/2016/5/12/chartex" xmlns:cx7="http://schemas.microsoft.com/office/drawing/2016/5/13/chartex" xmlns:cx8="http://schemas.microsoft.com/office/drawing/2016/5/14/chartex" xmlns:mc="http://schemas.openxmlformats.org/markup-compatibility/2006" xmlns:aink="http://schemas.microsoft.com/office/drawing/2016/ink" xmlns:am3d="http://schemas.microsoft.com/office/drawing/2017/model3d" xmlns:o="urn:schemas-microsoft-com:office:office" xmlns:oel="http://schemas.microsoft.com/office/2019/extlst" xmlns:r="http://schemas.openxmlformats.org/officeDocument/2006/relationships" xmlns:m="http://schemas.openxmlformats.org/officeDocument/2006/math" xmlns:v="urn:schemas-microsoft-com:vml" xmlns:wp14="http://schemas.microsoft.com/office/word/2010/wordprocessingDrawing" xmlns:wp="http://schemas.openxmlformats.org/drawingml/2006/wordprocessingDrawing" xmlns:w10="urn:schemas-microsoft-com:office:word" xmlns:w="http://schemas.openxmlformats.org/wordprocessingml/2006/main" xmlns:w14="http://schemas.microsoft.com/office/word/2010/wordml" xmlns:w15="http://schemas.microsoft.com/office/word/2012/wordml" xmlns:w16cex="http://schemas.microsoft.com/office/word/2018/wordml/cex" xmlns:w16cid="http://schemas.microsoft.com/office/word/2016/wordml/cid" xmlns:w16="http://schemas.microsoft.com/office/word/2018/wordml" xmlns:w16du="http://schemas.microsoft.com/office/word/2023/wordml/word16du" xmlns:w16sdtdh="http://schemas.microsoft.com/office/word/2020/wordml/sdtdatahash" xmlns:w16sdtfl="http://schemas.microsoft.com/office/word/2024/wordml/sdtformatlock" xmlns:w16se="http://schemas.microsoft.com/office/word/2015/wordml/symex" xmlns:wpg="http://schemas.microsoft.com/office/word/2010/wordprocessingGroup" xmlns:wpi="http://schemas.microsoft.com/office/word/2010/wordprocessingInk" xmlns:wne="http://schemas.microsoft.com/office/word/2006/wordml" xmlns:wps="http://schemas.microsoft.com/office/word/2010/wordprocessingShape" mc:Ignorable="w14 w15 w16se w16cid w16 w16cex w16sdtdh w16sdtfl w16du wp14">
   <w:abstractNum w:abstractNumId="0" w15:restartNumberingAfterBreak="0">
     <w:nsid w:val="FFFFFF7C"/>
     <w:multiLevelType w:val="singleLevel"/>
@@ -808,7 +786,7 @@
 </file>
 
 <file path=word/styles.xml><?xml version="1.0" encoding="utf-8"?>
-<w:styles xmlns:mc="http://schemas.openxmlformats.org/markup-compatibility/2006" xmlns:r="http://schemas.openxmlformats.org/officeDocument/2006/relationships" xmlns:w="http://schemas.openxmlformats.org/wordprocessingml/2006/main" xmlns:w14="http://schemas.microsoft.com/office/word/2010/wordml" xmlns:w15="http://schemas.microsoft.com/office/word/2012/wordml" xmlns:w16cex="http://schemas.microsoft.com/office/word/2018/wordml/cex" xmlns:w16cid="http://schemas.microsoft.com/office/word/2016/wordml/cid" xmlns:w16="http://schemas.microsoft.com/office/word/2018/wordml" xmlns:w16sdtdh="http://schemas.microsoft.com/office/word/2020/wordml/sdtdatahash" xmlns:w16se="http://schemas.microsoft.com/office/word/2015/wordml/symex" mc:Ignorable="w14 w15 w16se w16cid w16 w16cex w16sdtdh">
+<w:styles xmlns:mc="http://schemas.openxmlformats.org/markup-compatibility/2006" xmlns:r="http://schemas.openxmlformats.org/officeDocument/2006/relationships" xmlns:w="http://schemas.openxmlformats.org/wordprocessingml/2006/main" xmlns:w14="http://schemas.microsoft.com/office/word/2010/wordml" xmlns:w15="http://schemas.microsoft.com/office/word/2012/wordml" xmlns:w16cex="http://schemas.microsoft.com/office/word/2018/wordml/cex" xmlns:w16cid="http://schemas.microsoft.com/office/word/2016/wordml/cid" xmlns:w16="http://schemas.microsoft.com/office/word/2018/wordml" xmlns:w16du="http://schemas.microsoft.com/office/word/2023/wordml/word16du" xmlns:w16sdtdh="http://schemas.microsoft.com/office/word/2020/wordml/sdtdatahash" xmlns:w16sdtfl="http://schemas.microsoft.com/office/word/2024/wordml/sdtformatlock" xmlns:w16se="http://schemas.microsoft.com/office/word/2015/wordml/symex" mc:Ignorable="w14 w15 w16se w16cid w16 w16cex w16sdtdh w16sdtfl w16du">
   <w:docDefaults>
     <w:rPrDefault>
       <w:rPr>
